--- a/docs/Estudio de Usuarios Primero V2.docx
+++ b/docs/Estudio de Usuarios Primero V2.docx
@@ -3,251 +3,6 @@
 <w:document xmlns:wpc="http://schemas.microsoft.com/office/word/2010/wordprocessingCanvas" xmlns:cx="http://schemas.microsoft.com/office/drawing/2014/chartex" xmlns:cx1="http://schemas.microsoft.com/office/drawing/2015/9/8/chartex" xmlns:cx2="http://schemas.microsoft.com/office/drawing/2015/10/21/chartex" xmlns:cx3="http://schemas.microsoft.com/office/drawing/2016/5/9/chartex" xmlns:cx4="http://schemas.microsoft.com/office/drawing/2016/5/10/chartex" xmlns:cx5="http://schemas.microsoft.com/office/drawing/2016/5/11/chartex" xmlns:cx6="http://schemas.microsoft.com/office/drawing/2016/5/12/chartex" xmlns:cx7="http://schemas.microsoft.com/office/drawing/2016/5/13/chartex" xmlns:cx8="http://schemas.microsoft.com/office/drawing/2016/5/14/chartex" xmlns:mc="http://schemas.openxmlformats.org/markup-compatibility/2006" xmlns:aink="http://schemas.microsoft.com/office/drawing/2016/ink" xmlns:am3d="http://schemas.microsoft.com/office/drawing/2017/model3d" xmlns:o="urn:schemas-microsoft-com:office:office" xmlns:oel="http://schemas.microsoft.com/office/2019/extlst" xmlns:r="http://schemas.openxmlformats.org/officeDocument/2006/relationships" xmlns:m="http://schemas.openxmlformats.org/officeDocument/2006/math" xmlns:v="urn:schemas-microsoft-com:vml" xmlns:wp14="http://schemas.microsoft.com/office/word/2010/wordprocessingDrawing" xmlns:wp="http://schemas.openxmlformats.org/drawingml/2006/wordprocessingDrawing" xmlns:w10="urn:schemas-microsoft-com:office:word" xmlns:w="http://schemas.openxmlformats.org/wordprocessingml/2006/main" xmlns:w14="http://schemas.microsoft.com/office/word/2010/wordml" xmlns:w15="http://schemas.microsoft.com/office/word/2012/wordml" xmlns:w16cex="http://schemas.microsoft.com/office/word/2018/wordml/cex" xmlns:w16cid="http://schemas.microsoft.com/office/word/2016/wordml/cid" xmlns:w16="http://schemas.microsoft.com/office/word/2018/wordml" xmlns:w16du="http://schemas.microsoft.com/office/word/2023/wordml/word16du" xmlns:w16sdtdh="http://schemas.microsoft.com/office/word/2020/wordml/sdtdatahash" xmlns:w16sdtfl="http://schemas.microsoft.com/office/word/2024/wordml/sdtformatlock" xmlns:w16se="http://schemas.microsoft.com/office/word/2015/wordml/symex" xmlns:wpg="http://schemas.microsoft.com/office/word/2010/wordprocessingGroup" xmlns:wpi="http://schemas.microsoft.com/office/word/2010/wordprocessingInk" xmlns:wne="http://schemas.microsoft.com/office/word/2006/wordml" xmlns:wps="http://schemas.microsoft.com/office/word/2010/wordprocessingShape" mc:Ignorable="w14 w15 w16se w16cid w16 w16cex w16sdtdh w16sdtfl w16du wp14">
   <w:body>
     <w:p>
-      <w:r>
-        <w:rPr>
-          <w:noProof/>
-        </w:rPr>
-        <mc:AlternateContent>
-          <mc:Choice Requires="wps">
-            <w:drawing>
-              <wp:anchor distT="0" distB="0" distL="114300" distR="114300" simplePos="0" relativeHeight="251663360" behindDoc="0" locked="0" layoutInCell="1" allowOverlap="1" wp14:anchorId="614559C5" wp14:editId="1A76DD29">
-                <wp:simplePos x="0" y="0"/>
-                <wp:positionH relativeFrom="margin">
-                  <wp:posOffset>2812143</wp:posOffset>
-                </wp:positionH>
-                <wp:positionV relativeFrom="paragraph">
-                  <wp:posOffset>672102</wp:posOffset>
-                </wp:positionV>
-                <wp:extent cx="1971676" cy="1905000"/>
-                <wp:effectExtent l="0" t="0" r="28575" b="19050"/>
-                <wp:wrapNone/>
-                <wp:docPr id="873493684" name="Elipse 1"/>
-                <wp:cNvGraphicFramePr/>
-                <a:graphic xmlns:a="http://schemas.openxmlformats.org/drawingml/2006/main">
-                  <a:graphicData uri="http://schemas.microsoft.com/office/word/2010/wordprocessingShape">
-                    <wps:wsp>
-                      <wps:cNvSpPr/>
-                      <wps:spPr>
-                        <a:xfrm>
-                          <a:off x="0" y="0"/>
-                          <a:ext cx="1971676" cy="1905000"/>
-                        </a:xfrm>
-                        <a:prstGeom prst="ellipse">
-                          <a:avLst/>
-                        </a:prstGeom>
-                      </wps:spPr>
-                      <wps:style>
-                        <a:lnRef idx="2">
-                          <a:schemeClr val="accent1">
-                            <a:shade val="15000"/>
-                          </a:schemeClr>
-                        </a:lnRef>
-                        <a:fillRef idx="1">
-                          <a:schemeClr val="accent1"/>
-                        </a:fillRef>
-                        <a:effectRef idx="0">
-                          <a:schemeClr val="accent1"/>
-                        </a:effectRef>
-                        <a:fontRef idx="minor">
-                          <a:schemeClr val="lt1"/>
-                        </a:fontRef>
-                      </wps:style>
-                      <wps:txbx>
-                        <w:txbxContent>
-                          <w:p>
-                            <w:pPr>
-                              <w:jc w:val="center"/>
-                              <w:rPr>
-                                <w:lang w:val="es-ES"/>
-                              </w:rPr>
-                            </w:pPr>
-                            <w:proofErr w:type="spellStart"/>
-                            <w:r>
-                              <w:rPr>
-                                <w:lang w:val="es-ES"/>
-                              </w:rPr>
-                              <w:t>marymelendez</w:t>
-                            </w:r>
-                            <w:proofErr w:type="spellEnd"/>
-                          </w:p>
-                          <w:p>
-                            <w:pPr>
-                              <w:jc w:val="center"/>
-                              <w:rPr>
-                                <w:lang w:val="es-ES"/>
-                              </w:rPr>
-                            </w:pPr>
-                            <w:r>
-                              <w:rPr>
-                                <w:lang w:val="es-ES"/>
-                              </w:rPr>
-                              <w:t xml:space="preserve">Rol: </w:t>
-                            </w:r>
-                            <w:r>
-                              <w:rPr>
-                                <w:lang w:val="es-ES"/>
-                              </w:rPr>
-                              <w:t xml:space="preserve">Coordinador </w:t>
-                            </w:r>
-                            <w:r>
-                              <w:rPr>
-                                <w:lang w:val="es-ES"/>
-                              </w:rPr>
-                              <w:t>Regional</w:t>
-                            </w:r>
-                            <w:r>
-                              <w:rPr>
-                                <w:lang w:val="es-ES"/>
-                              </w:rPr>
-                              <w:t xml:space="preserve"> LRF</w:t>
-                            </w:r>
-                          </w:p>
-                          <w:p>
-                            <w:pPr>
-                              <w:jc w:val="center"/>
-                              <w:rPr>
-                                <w:lang w:val="es-ES"/>
-                              </w:rPr>
-                            </w:pPr>
-                            <w:r>
-                              <w:rPr>
-                                <w:lang w:val="es-ES"/>
-                              </w:rPr>
-                              <w:t>Grupo: LRF ZULIA</w:t>
-                            </w:r>
-                          </w:p>
-                          <w:p>
-                            <w:pPr>
-                              <w:jc w:val="center"/>
-                              <w:rPr>
-                                <w:lang w:val="es-ES"/>
-                              </w:rPr>
-                            </w:pPr>
-                            <w:proofErr w:type="spellStart"/>
-                            <w:proofErr w:type="gramStart"/>
-                            <w:r>
-                              <w:rPr>
-                                <w:lang w:val="es-ES"/>
-                              </w:rPr>
-                              <w:t>Venezuela:Zulia</w:t>
-                            </w:r>
-                            <w:proofErr w:type="spellEnd"/>
-                            <w:proofErr w:type="gramEnd"/>
-                          </w:p>
-                        </w:txbxContent>
-                      </wps:txbx>
-                      <wps:bodyPr rot="0" spcFirstLastPara="0" vertOverflow="overflow" horzOverflow="overflow" vert="horz" wrap="square" lIns="91440" tIns="45720" rIns="91440" bIns="45720" numCol="1" spcCol="0" rtlCol="0" fromWordArt="0" anchor="ctr" anchorCtr="0" forceAA="0" compatLnSpc="1">
-                        <a:prstTxWarp prst="textNoShape">
-                          <a:avLst/>
-                        </a:prstTxWarp>
-                        <a:noAutofit/>
-                      </wps:bodyPr>
-                    </wps:wsp>
-                  </a:graphicData>
-                </a:graphic>
-                <wp14:sizeRelH relativeFrom="margin">
-                  <wp14:pctWidth>0</wp14:pctWidth>
-                </wp14:sizeRelH>
-                <wp14:sizeRelV relativeFrom="margin">
-                  <wp14:pctHeight>0</wp14:pctHeight>
-                </wp14:sizeRelV>
-              </wp:anchor>
-            </w:drawing>
-          </mc:Choice>
-          <mc:Fallback>
-            <w:pict>
-              <v:oval w14:anchorId="614559C5" id="Elipse 1" o:spid="_x0000_s1026" style="position:absolute;margin-left:221.45pt;margin-top:52.9pt;width:155.25pt;height:150pt;z-index:251663360;visibility:visible;mso-wrap-style:square;mso-width-percent:0;mso-height-percent:0;mso-wrap-distance-left:9pt;mso-wrap-distance-top:0;mso-wrap-distance-right:9pt;mso-wrap-distance-bottom:0;mso-position-horizontal:absolute;mso-position-horizontal-relative:margin;mso-position-vertical:absolute;mso-position-vertical-relative:text;mso-width-percent:0;mso-height-percent:0;mso-width-relative:margin;mso-height-relative:margin;v-text-anchor:middle" o:gfxdata="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" fillcolor="#156082 [3204]" strokecolor="#030e13 [484]" strokeweight="1pt">
-                <v:stroke joinstyle="miter"/>
-                <v:textbox>
-                  <w:txbxContent>
-                    <w:p>
-                      <w:pPr>
-                        <w:jc w:val="center"/>
-                        <w:rPr>
-                          <w:lang w:val="es-ES"/>
-                        </w:rPr>
-                      </w:pPr>
-                      <w:proofErr w:type="spellStart"/>
-                      <w:r>
-                        <w:rPr>
-                          <w:lang w:val="es-ES"/>
-                        </w:rPr>
-                        <w:t>marymelendez</w:t>
-                      </w:r>
-                      <w:proofErr w:type="spellEnd"/>
-                    </w:p>
-                    <w:p>
-                      <w:pPr>
-                        <w:jc w:val="center"/>
-                        <w:rPr>
-                          <w:lang w:val="es-ES"/>
-                        </w:rPr>
-                      </w:pPr>
-                      <w:r>
-                        <w:rPr>
-                          <w:lang w:val="es-ES"/>
-                        </w:rPr>
-                        <w:t xml:space="preserve">Rol: </w:t>
-                      </w:r>
-                      <w:r>
-                        <w:rPr>
-                          <w:lang w:val="es-ES"/>
-                        </w:rPr>
-                        <w:t xml:space="preserve">Coordinador </w:t>
-                      </w:r>
-                      <w:r>
-                        <w:rPr>
-                          <w:lang w:val="es-ES"/>
-                        </w:rPr>
-                        <w:t>Regional</w:t>
-                      </w:r>
-                      <w:r>
-                        <w:rPr>
-                          <w:lang w:val="es-ES"/>
-                        </w:rPr>
-                        <w:t xml:space="preserve"> LRF</w:t>
-                      </w:r>
-                    </w:p>
-                    <w:p>
-                      <w:pPr>
-                        <w:jc w:val="center"/>
-                        <w:rPr>
-                          <w:lang w:val="es-ES"/>
-                        </w:rPr>
-                      </w:pPr>
-                      <w:r>
-                        <w:rPr>
-                          <w:lang w:val="es-ES"/>
-                        </w:rPr>
-                        <w:t>Grupo: LRF ZULIA</w:t>
-                      </w:r>
-                    </w:p>
-                    <w:p>
-                      <w:pPr>
-                        <w:jc w:val="center"/>
-                        <w:rPr>
-                          <w:lang w:val="es-ES"/>
-                        </w:rPr>
-                      </w:pPr>
-                      <w:proofErr w:type="spellStart"/>
-                      <w:proofErr w:type="gramStart"/>
-                      <w:r>
-                        <w:rPr>
-                          <w:lang w:val="es-ES"/>
-                        </w:rPr>
-                        <w:t>Venezuela:Zulia</w:t>
-                      </w:r>
-                      <w:proofErr w:type="spellEnd"/>
-                      <w:proofErr w:type="gramEnd"/>
-                    </w:p>
-                  </w:txbxContent>
-                </v:textbox>
-                <w10:wrap anchorx="margin"/>
-              </v:oval>
-            </w:pict>
-          </mc:Fallback>
-        </mc:AlternateContent>
-      </w:r>
       <w:r>
         <w:t>Estudio de Usuarios Primero V2</w:t>
       </w:r>
@@ -258,451 +13,625 @@
           <w:noProof/>
         </w:rPr>
         <mc:AlternateContent>
-          <mc:Choice Requires="wps">
+          <mc:Choice Requires="wpg">
             <w:drawing>
-              <wp:anchor distT="0" distB="0" distL="114300" distR="114300" simplePos="0" relativeHeight="251661312" behindDoc="0" locked="0" layoutInCell="1" allowOverlap="1" wp14:anchorId="17ED787B" wp14:editId="13260852">
+              <wp:anchor distT="0" distB="0" distL="114300" distR="114300" simplePos="0" relativeHeight="251663360" behindDoc="0" locked="0" layoutInCell="1" allowOverlap="1" wp14:anchorId="1A9B3E22" wp14:editId="5248B242">
                 <wp:simplePos x="0" y="0"/>
-                <wp:positionH relativeFrom="margin">
-                  <wp:posOffset>5474698</wp:posOffset>
+                <wp:positionH relativeFrom="column">
+                  <wp:posOffset>505672</wp:posOffset>
                 </wp:positionH>
                 <wp:positionV relativeFrom="paragraph">
-                  <wp:posOffset>2598692</wp:posOffset>
+                  <wp:posOffset>454448</wp:posOffset>
                 </wp:positionV>
-                <wp:extent cx="1971676" cy="1905000"/>
-                <wp:effectExtent l="0" t="0" r="28575" b="19050"/>
+                <wp:extent cx="7204076" cy="4461934"/>
+                <wp:effectExtent l="0" t="0" r="15875" b="15240"/>
                 <wp:wrapNone/>
-                <wp:docPr id="634282220" name="Elipse 1"/>
+                <wp:docPr id="1100136923" name="Grupo 4"/>
                 <wp:cNvGraphicFramePr/>
                 <a:graphic xmlns:a="http://schemas.openxmlformats.org/drawingml/2006/main">
-                  <a:graphicData uri="http://schemas.microsoft.com/office/word/2010/wordprocessingShape">
-                    <wps:wsp>
-                      <wps:cNvSpPr/>
-                      <wps:spPr>
+                  <a:graphicData uri="http://schemas.microsoft.com/office/word/2010/wordprocessingGroup">
+                    <wpg:wgp>
+                      <wpg:cNvGrpSpPr/>
+                      <wpg:grpSpPr>
                         <a:xfrm>
                           <a:off x="0" y="0"/>
-                          <a:ext cx="1971676" cy="1905000"/>
+                          <a:ext cx="7204076" cy="4461934"/>
+                          <a:chOff x="0" y="0"/>
+                          <a:chExt cx="7204076" cy="4461934"/>
                         </a:xfrm>
-                        <a:prstGeom prst="ellipse">
-                          <a:avLst/>
-                        </a:prstGeom>
-                      </wps:spPr>
-                      <wps:style>
-                        <a:lnRef idx="2">
-                          <a:schemeClr val="accent1">
-                            <a:shade val="15000"/>
-                          </a:schemeClr>
-                        </a:lnRef>
-                        <a:fillRef idx="1">
-                          <a:schemeClr val="accent1"/>
-                        </a:fillRef>
-                        <a:effectRef idx="0">
-                          <a:schemeClr val="accent1"/>
-                        </a:effectRef>
-                        <a:fontRef idx="minor">
-                          <a:schemeClr val="lt1"/>
-                        </a:fontRef>
-                      </wps:style>
-                      <wps:txbx>
-                        <w:txbxContent>
-                          <w:p>
-                            <w:pPr>
-                              <w:jc w:val="center"/>
-                              <w:rPr>
-                                <w:lang w:val="es-ES"/>
-                              </w:rPr>
-                            </w:pPr>
-                            <w:proofErr w:type="spellStart"/>
-                            <w:r>
-                              <w:rPr>
-                                <w:lang w:val="es-ES"/>
-                              </w:rPr>
-                              <w:t>dannyprimera</w:t>
-                            </w:r>
-                            <w:proofErr w:type="spellEnd"/>
-                          </w:p>
-                          <w:p>
-                            <w:pPr>
-                              <w:jc w:val="center"/>
-                              <w:rPr>
-                                <w:lang w:val="es-ES"/>
-                              </w:rPr>
-                            </w:pPr>
-                            <w:r>
-                              <w:rPr>
-                                <w:lang w:val="es-ES"/>
-                              </w:rPr>
-                              <w:t xml:space="preserve">Rol: </w:t>
-                            </w:r>
-                            <w:r>
-                              <w:rPr>
-                                <w:lang w:val="es-ES"/>
-                              </w:rPr>
-                              <w:t>Coordinador Terreno LRF</w:t>
-                            </w:r>
-                          </w:p>
-                          <w:p>
-                            <w:pPr>
-                              <w:jc w:val="center"/>
-                              <w:rPr>
-                                <w:lang w:val="es-ES"/>
-                              </w:rPr>
-                            </w:pPr>
-                            <w:r>
-                              <w:rPr>
-                                <w:lang w:val="es-ES"/>
-                              </w:rPr>
-                              <w:t>Grupo: LRF ZULIA</w:t>
-                            </w:r>
-                          </w:p>
-                          <w:p>
-                            <w:pPr>
-                              <w:jc w:val="center"/>
-                              <w:rPr>
-                                <w:lang w:val="es-ES"/>
-                              </w:rPr>
-                            </w:pPr>
-                            <w:proofErr w:type="spellStart"/>
-                            <w:proofErr w:type="gramStart"/>
-                            <w:r>
-                              <w:rPr>
-                                <w:lang w:val="es-ES"/>
-                              </w:rPr>
-                              <w:t>Venezuela:Zulia</w:t>
-                            </w:r>
-                            <w:proofErr w:type="spellEnd"/>
-                            <w:proofErr w:type="gramEnd"/>
-                          </w:p>
-                        </w:txbxContent>
-                      </wps:txbx>
-                      <wps:bodyPr rot="0" spcFirstLastPara="0" vertOverflow="overflow" horzOverflow="overflow" vert="horz" wrap="square" lIns="91440" tIns="45720" rIns="91440" bIns="45720" numCol="1" spcCol="0" rtlCol="0" fromWordArt="0" anchor="ctr" anchorCtr="0" forceAA="0" compatLnSpc="1">
-                        <a:prstTxWarp prst="textNoShape">
-                          <a:avLst/>
-                        </a:prstTxWarp>
-                        <a:noAutofit/>
-                      </wps:bodyPr>
-                    </wps:wsp>
+                      </wpg:grpSpPr>
+                      <wps:wsp>
+                        <wps:cNvPr id="588632499" name="Elipse 1"/>
+                        <wps:cNvSpPr/>
+                        <wps:spPr>
+                          <a:xfrm>
+                            <a:off x="0" y="2556934"/>
+                            <a:ext cx="1971676" cy="1905000"/>
+                          </a:xfrm>
+                          <a:prstGeom prst="ellipse">
+                            <a:avLst/>
+                          </a:prstGeom>
+                        </wps:spPr>
+                        <wps:style>
+                          <a:lnRef idx="2">
+                            <a:schemeClr val="accent1">
+                              <a:shade val="15000"/>
+                            </a:schemeClr>
+                          </a:lnRef>
+                          <a:fillRef idx="1">
+                            <a:schemeClr val="accent1"/>
+                          </a:fillRef>
+                          <a:effectRef idx="0">
+                            <a:schemeClr val="accent1"/>
+                          </a:effectRef>
+                          <a:fontRef idx="minor">
+                            <a:schemeClr val="lt1"/>
+                          </a:fontRef>
+                        </wps:style>
+                        <wps:txbx>
+                          <w:txbxContent>
+                            <w:p>
+                              <w:pPr>
+                                <w:jc w:val="center"/>
+                                <w:rPr>
+                                  <w:lang w:val="es-ES"/>
+                                </w:rPr>
+                              </w:pPr>
+                              <w:proofErr w:type="spellStart"/>
+                              <w:r>
+                                <w:rPr>
+                                  <w:lang w:val="es-ES"/>
+                                </w:rPr>
+                                <w:t>z</w:t>
+                              </w:r>
+                              <w:r>
+                                <w:rPr>
+                                  <w:lang w:val="es-ES"/>
+                                </w:rPr>
+                                <w:t>enenperaza</w:t>
+                              </w:r>
+                              <w:proofErr w:type="spellEnd"/>
+                            </w:p>
+                            <w:p>
+                              <w:pPr>
+                                <w:jc w:val="center"/>
+                                <w:rPr>
+                                  <w:lang w:val="es-ES"/>
+                                </w:rPr>
+                              </w:pPr>
+                              <w:r>
+                                <w:rPr>
+                                  <w:lang w:val="es-ES"/>
+                                </w:rPr>
+                                <w:t xml:space="preserve">Rol: </w:t>
+                              </w:r>
+                              <w:r>
+                                <w:rPr>
+                                  <w:lang w:val="es-ES"/>
+                                </w:rPr>
+                                <w:t>Coordinador Terreno LRF</w:t>
+                              </w:r>
+                            </w:p>
+                            <w:p>
+                              <w:pPr>
+                                <w:jc w:val="center"/>
+                                <w:rPr>
+                                  <w:lang w:val="es-ES"/>
+                                </w:rPr>
+                              </w:pPr>
+                              <w:r>
+                                <w:rPr>
+                                  <w:lang w:val="es-ES"/>
+                                </w:rPr>
+                                <w:t>Grupo: LRF ZULIA</w:t>
+                              </w:r>
+                            </w:p>
+                            <w:p>
+                              <w:pPr>
+                                <w:jc w:val="center"/>
+                                <w:rPr>
+                                  <w:lang w:val="es-ES"/>
+                                </w:rPr>
+                              </w:pPr>
+                              <w:proofErr w:type="spellStart"/>
+                              <w:proofErr w:type="gramStart"/>
+                              <w:r>
+                                <w:rPr>
+                                  <w:lang w:val="es-ES"/>
+                                </w:rPr>
+                                <w:t>Venezuela:Zulia</w:t>
+                              </w:r>
+                              <w:proofErr w:type="spellEnd"/>
+                              <w:proofErr w:type="gramEnd"/>
+                            </w:p>
+                          </w:txbxContent>
+                        </wps:txbx>
+                        <wps:bodyPr rot="0" spcFirstLastPara="0" vertOverflow="overflow" horzOverflow="overflow" vert="horz" wrap="square" lIns="91440" tIns="45720" rIns="91440" bIns="45720" numCol="1" spcCol="0" rtlCol="0" fromWordArt="0" anchor="ctr" anchorCtr="0" forceAA="0" compatLnSpc="1">
+                          <a:prstTxWarp prst="textNoShape">
+                            <a:avLst/>
+                          </a:prstTxWarp>
+                          <a:noAutofit/>
+                        </wps:bodyPr>
+                      </wps:wsp>
+                      <wps:wsp>
+                        <wps:cNvPr id="1285550115" name="Elipse 1"/>
+                        <wps:cNvSpPr/>
+                        <wps:spPr>
+                          <a:xfrm>
+                            <a:off x="5232400" y="2523067"/>
+                            <a:ext cx="1971676" cy="1905000"/>
+                          </a:xfrm>
+                          <a:prstGeom prst="ellipse">
+                            <a:avLst/>
+                          </a:prstGeom>
+                        </wps:spPr>
+                        <wps:style>
+                          <a:lnRef idx="2">
+                            <a:schemeClr val="accent1">
+                              <a:shade val="15000"/>
+                            </a:schemeClr>
+                          </a:lnRef>
+                          <a:fillRef idx="1">
+                            <a:schemeClr val="accent1"/>
+                          </a:fillRef>
+                          <a:effectRef idx="0">
+                            <a:schemeClr val="accent1"/>
+                          </a:effectRef>
+                          <a:fontRef idx="minor">
+                            <a:schemeClr val="lt1"/>
+                          </a:fontRef>
+                        </wps:style>
+                        <wps:txbx>
+                          <w:txbxContent>
+                            <w:p>
+                              <w:pPr>
+                                <w:jc w:val="center"/>
+                                <w:rPr>
+                                  <w:lang w:val="es-ES"/>
+                                </w:rPr>
+                              </w:pPr>
+                              <w:proofErr w:type="spellStart"/>
+                              <w:r>
+                                <w:rPr>
+                                  <w:lang w:val="es-ES"/>
+                                </w:rPr>
+                                <w:t>dannyprimera</w:t>
+                              </w:r>
+                              <w:proofErr w:type="spellEnd"/>
+                            </w:p>
+                            <w:p>
+                              <w:pPr>
+                                <w:jc w:val="center"/>
+                                <w:rPr>
+                                  <w:lang w:val="es-ES"/>
+                                </w:rPr>
+                              </w:pPr>
+                              <w:r>
+                                <w:rPr>
+                                  <w:lang w:val="es-ES"/>
+                                </w:rPr>
+                                <w:t xml:space="preserve">Rol: </w:t>
+                              </w:r>
+                              <w:r>
+                                <w:rPr>
+                                  <w:lang w:val="es-ES"/>
+                                </w:rPr>
+                                <w:t>Coordinador Terreno LRF</w:t>
+                              </w:r>
+                            </w:p>
+                            <w:p>
+                              <w:pPr>
+                                <w:jc w:val="center"/>
+                                <w:rPr>
+                                  <w:lang w:val="es-ES"/>
+                                </w:rPr>
+                              </w:pPr>
+                              <w:r>
+                                <w:rPr>
+                                  <w:lang w:val="es-ES"/>
+                                </w:rPr>
+                                <w:t>Grupo: LRF ZULIA</w:t>
+                              </w:r>
+                            </w:p>
+                            <w:p>
+                              <w:pPr>
+                                <w:jc w:val="center"/>
+                                <w:rPr>
+                                  <w:lang w:val="es-ES"/>
+                                </w:rPr>
+                              </w:pPr>
+                              <w:proofErr w:type="spellStart"/>
+                              <w:proofErr w:type="gramStart"/>
+                              <w:r>
+                                <w:rPr>
+                                  <w:lang w:val="es-ES"/>
+                                </w:rPr>
+                                <w:t>Venezuela:Zulia</w:t>
+                              </w:r>
+                              <w:proofErr w:type="spellEnd"/>
+                              <w:proofErr w:type="gramEnd"/>
+                            </w:p>
+                          </w:txbxContent>
+                        </wps:txbx>
+                        <wps:bodyPr rot="0" spcFirstLastPara="0" vertOverflow="overflow" horzOverflow="overflow" vert="horz" wrap="square" lIns="91440" tIns="45720" rIns="91440" bIns="45720" numCol="1" spcCol="0" rtlCol="0" fromWordArt="0" anchor="ctr" anchorCtr="0" forceAA="0" compatLnSpc="1">
+                          <a:prstTxWarp prst="textNoShape">
+                            <a:avLst/>
+                          </a:prstTxWarp>
+                          <a:noAutofit/>
+                        </wps:bodyPr>
+                      </wps:wsp>
+                      <wps:wsp>
+                        <wps:cNvPr id="1040745884" name="Elipse 1"/>
+                        <wps:cNvSpPr/>
+                        <wps:spPr>
+                          <a:xfrm>
+                            <a:off x="2624666" y="0"/>
+                            <a:ext cx="1971676" cy="1905000"/>
+                          </a:xfrm>
+                          <a:prstGeom prst="ellipse">
+                            <a:avLst/>
+                          </a:prstGeom>
+                        </wps:spPr>
+                        <wps:style>
+                          <a:lnRef idx="2">
+                            <a:schemeClr val="accent1">
+                              <a:shade val="15000"/>
+                            </a:schemeClr>
+                          </a:lnRef>
+                          <a:fillRef idx="1">
+                            <a:schemeClr val="accent1"/>
+                          </a:fillRef>
+                          <a:effectRef idx="0">
+                            <a:schemeClr val="accent1"/>
+                          </a:effectRef>
+                          <a:fontRef idx="minor">
+                            <a:schemeClr val="lt1"/>
+                          </a:fontRef>
+                        </wps:style>
+                        <wps:txbx>
+                          <w:txbxContent>
+                            <w:p>
+                              <w:pPr>
+                                <w:jc w:val="center"/>
+                                <w:rPr>
+                                  <w:lang w:val="es-ES"/>
+                                </w:rPr>
+                              </w:pPr>
+                              <w:proofErr w:type="spellStart"/>
+                              <w:r>
+                                <w:rPr>
+                                  <w:lang w:val="es-ES"/>
+                                </w:rPr>
+                                <w:t>marymelendez</w:t>
+                              </w:r>
+                              <w:proofErr w:type="spellEnd"/>
+                            </w:p>
+                            <w:p>
+                              <w:pPr>
+                                <w:jc w:val="center"/>
+                                <w:rPr>
+                                  <w:lang w:val="es-ES"/>
+                                </w:rPr>
+                              </w:pPr>
+                              <w:r>
+                                <w:rPr>
+                                  <w:lang w:val="es-ES"/>
+                                </w:rPr>
+                                <w:t xml:space="preserve">Rol: </w:t>
+                              </w:r>
+                              <w:r>
+                                <w:rPr>
+                                  <w:lang w:val="es-ES"/>
+                                </w:rPr>
+                                <w:t xml:space="preserve">Coordinador </w:t>
+                              </w:r>
+                              <w:r>
+                                <w:rPr>
+                                  <w:lang w:val="es-ES"/>
+                                </w:rPr>
+                                <w:t>Regional</w:t>
+                              </w:r>
+                              <w:r>
+                                <w:rPr>
+                                  <w:lang w:val="es-ES"/>
+                                </w:rPr>
+                                <w:t xml:space="preserve"> LRF</w:t>
+                              </w:r>
+                            </w:p>
+                            <w:p>
+                              <w:pPr>
+                                <w:jc w:val="center"/>
+                                <w:rPr>
+                                  <w:lang w:val="es-ES"/>
+                                </w:rPr>
+                              </w:pPr>
+                              <w:r>
+                                <w:rPr>
+                                  <w:lang w:val="es-ES"/>
+                                </w:rPr>
+                                <w:t>Grupo: LRF ZULIA</w:t>
+                              </w:r>
+                            </w:p>
+                            <w:p>
+                              <w:pPr>
+                                <w:jc w:val="center"/>
+                                <w:rPr>
+                                  <w:lang w:val="es-ES"/>
+                                </w:rPr>
+                              </w:pPr>
+                              <w:proofErr w:type="spellStart"/>
+                              <w:proofErr w:type="gramStart"/>
+                              <w:r>
+                                <w:rPr>
+                                  <w:lang w:val="es-ES"/>
+                                </w:rPr>
+                                <w:t>Venezuela:Zulia</w:t>
+                              </w:r>
+                              <w:proofErr w:type="spellEnd"/>
+                              <w:proofErr w:type="gramEnd"/>
+                            </w:p>
+                          </w:txbxContent>
+                        </wps:txbx>
+                        <wps:bodyPr rot="0" spcFirstLastPara="0" vertOverflow="overflow" horzOverflow="overflow" vert="horz" wrap="square" lIns="91440" tIns="45720" rIns="91440" bIns="45720" numCol="1" spcCol="0" rtlCol="0" fromWordArt="0" anchor="ctr" anchorCtr="0" forceAA="0" compatLnSpc="1">
+                          <a:prstTxWarp prst="textNoShape">
+                            <a:avLst/>
+                          </a:prstTxWarp>
+                          <a:noAutofit/>
+                        </wps:bodyPr>
+                      </wps:wsp>
+                    </wpg:wgp>
                   </a:graphicData>
                 </a:graphic>
-                <wp14:sizeRelH relativeFrom="margin">
-                  <wp14:pctWidth>0</wp14:pctWidth>
-                </wp14:sizeRelH>
-                <wp14:sizeRelV relativeFrom="margin">
-                  <wp14:pctHeight>0</wp14:pctHeight>
-                </wp14:sizeRelV>
               </wp:anchor>
             </w:drawing>
           </mc:Choice>
           <mc:Fallback>
             <w:pict>
-              <v:oval w14:anchorId="17ED787B" id="_x0000_s1027" style="position:absolute;margin-left:431.1pt;margin-top:204.6pt;width:155.25pt;height:150pt;z-index:251661312;visibility:visible;mso-wrap-style:square;mso-width-percent:0;mso-height-percent:0;mso-wrap-distance-left:9pt;mso-wrap-distance-top:0;mso-wrap-distance-right:9pt;mso-wrap-distance-bottom:0;mso-position-horizontal:absolute;mso-position-horizontal-relative:margin;mso-position-vertical:absolute;mso-position-vertical-relative:text;mso-width-percent:0;mso-height-percent:0;mso-width-relative:margin;mso-height-relative:margin;v-text-anchor:middle" o:gfxdata="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" fillcolor="#156082 [3204]" strokecolor="#030e13 [484]" strokeweight="1pt">
-                <v:stroke joinstyle="miter"/>
-                <v:textbox>
-                  <w:txbxContent>
-                    <w:p>
-                      <w:pPr>
-                        <w:jc w:val="center"/>
-                        <w:rPr>
-                          <w:lang w:val="es-ES"/>
-                        </w:rPr>
-                      </w:pPr>
-                      <w:proofErr w:type="spellStart"/>
-                      <w:r>
-                        <w:rPr>
-                          <w:lang w:val="es-ES"/>
-                        </w:rPr>
-                        <w:t>dannyprimera</w:t>
-                      </w:r>
-                      <w:proofErr w:type="spellEnd"/>
-                    </w:p>
-                    <w:p>
-                      <w:pPr>
-                        <w:jc w:val="center"/>
-                        <w:rPr>
-                          <w:lang w:val="es-ES"/>
-                        </w:rPr>
-                      </w:pPr>
-                      <w:r>
-                        <w:rPr>
-                          <w:lang w:val="es-ES"/>
-                        </w:rPr>
-                        <w:t xml:space="preserve">Rol: </w:t>
-                      </w:r>
-                      <w:r>
-                        <w:rPr>
-                          <w:lang w:val="es-ES"/>
-                        </w:rPr>
-                        <w:t>Coordinador Terreno LRF</w:t>
-                      </w:r>
-                    </w:p>
-                    <w:p>
-                      <w:pPr>
-                        <w:jc w:val="center"/>
-                        <w:rPr>
-                          <w:lang w:val="es-ES"/>
-                        </w:rPr>
-                      </w:pPr>
-                      <w:r>
-                        <w:rPr>
-                          <w:lang w:val="es-ES"/>
-                        </w:rPr>
-                        <w:t>Grupo: LRF ZULIA</w:t>
-                      </w:r>
-                    </w:p>
-                    <w:p>
-                      <w:pPr>
-                        <w:jc w:val="center"/>
-                        <w:rPr>
-                          <w:lang w:val="es-ES"/>
-                        </w:rPr>
-                      </w:pPr>
-                      <w:proofErr w:type="spellStart"/>
-                      <w:proofErr w:type="gramStart"/>
-                      <w:r>
-                        <w:rPr>
-                          <w:lang w:val="es-ES"/>
-                        </w:rPr>
-                        <w:t>Venezuela:Zulia</w:t>
-                      </w:r>
-                      <w:proofErr w:type="spellEnd"/>
-                      <w:proofErr w:type="gramEnd"/>
-                    </w:p>
-                  </w:txbxContent>
-                </v:textbox>
-                <w10:wrap anchorx="margin"/>
-              </v:oval>
-            </w:pict>
-          </mc:Fallback>
-        </mc:AlternateContent>
-      </w:r>
-      <w:r>
-        <w:rPr>
-          <w:noProof/>
-        </w:rPr>
-        <mc:AlternateContent>
-          <mc:Choice Requires="wps">
-            <w:drawing>
-              <wp:anchor distT="0" distB="0" distL="114300" distR="114300" simplePos="0" relativeHeight="251659264" behindDoc="0" locked="0" layoutInCell="1" allowOverlap="1" wp14:anchorId="489F7EBF" wp14:editId="47DDE353">
-                <wp:simplePos x="0" y="0"/>
-                <wp:positionH relativeFrom="margin">
-                  <wp:posOffset>446133</wp:posOffset>
-                </wp:positionH>
-                <wp:positionV relativeFrom="paragraph">
-                  <wp:posOffset>2505347</wp:posOffset>
-                </wp:positionV>
-                <wp:extent cx="1971676" cy="1905000"/>
-                <wp:effectExtent l="0" t="0" r="28575" b="19050"/>
-                <wp:wrapNone/>
-                <wp:docPr id="253094198" name="Elipse 1"/>
-                <wp:cNvGraphicFramePr/>
-                <a:graphic xmlns:a="http://schemas.openxmlformats.org/drawingml/2006/main">
-                  <a:graphicData uri="http://schemas.microsoft.com/office/word/2010/wordprocessingShape">
-                    <wps:wsp>
-                      <wps:cNvSpPr/>
-                      <wps:spPr>
-                        <a:xfrm>
-                          <a:off x="0" y="0"/>
-                          <a:ext cx="1971676" cy="1905000"/>
-                        </a:xfrm>
-                        <a:prstGeom prst="ellipse">
-                          <a:avLst/>
-                        </a:prstGeom>
-                      </wps:spPr>
-                      <wps:style>
-                        <a:lnRef idx="2">
-                          <a:schemeClr val="accent1">
-                            <a:shade val="15000"/>
-                          </a:schemeClr>
-                        </a:lnRef>
-                        <a:fillRef idx="1">
-                          <a:schemeClr val="accent1"/>
-                        </a:fillRef>
-                        <a:effectRef idx="0">
-                          <a:schemeClr val="accent1"/>
-                        </a:effectRef>
-                        <a:fontRef idx="minor">
-                          <a:schemeClr val="lt1"/>
-                        </a:fontRef>
-                      </wps:style>
-                      <wps:txbx>
-                        <w:txbxContent>
-                          <w:p>
-                            <w:pPr>
-                              <w:jc w:val="center"/>
-                              <w:rPr>
-                                <w:lang w:val="es-ES"/>
-                              </w:rPr>
-                            </w:pPr>
-                            <w:proofErr w:type="spellStart"/>
-                            <w:r>
-                              <w:rPr>
-                                <w:lang w:val="es-ES"/>
-                              </w:rPr>
-                              <w:t>z</w:t>
-                            </w:r>
-                            <w:r>
-                              <w:rPr>
-                                <w:lang w:val="es-ES"/>
-                              </w:rPr>
-                              <w:t>enenperaza</w:t>
-                            </w:r>
-                            <w:proofErr w:type="spellEnd"/>
-                          </w:p>
-                          <w:p>
-                            <w:pPr>
-                              <w:jc w:val="center"/>
-                              <w:rPr>
-                                <w:lang w:val="es-ES"/>
-                              </w:rPr>
-                            </w:pPr>
-                            <w:r>
-                              <w:rPr>
-                                <w:lang w:val="es-ES"/>
-                              </w:rPr>
-                              <w:t xml:space="preserve">Rol: </w:t>
-                            </w:r>
-                            <w:r>
-                              <w:rPr>
-                                <w:lang w:val="es-ES"/>
-                              </w:rPr>
-                              <w:t>Coordinador Terreno LRF</w:t>
-                            </w:r>
-                          </w:p>
-                          <w:p>
-                            <w:pPr>
-                              <w:jc w:val="center"/>
-                              <w:rPr>
-                                <w:lang w:val="es-ES"/>
-                              </w:rPr>
-                            </w:pPr>
-                            <w:r>
-                              <w:rPr>
-                                <w:lang w:val="es-ES"/>
-                              </w:rPr>
-                              <w:t>Grupo: LRF ZULIA</w:t>
-                            </w:r>
-                          </w:p>
-                          <w:p>
-                            <w:pPr>
-                              <w:jc w:val="center"/>
-                              <w:rPr>
-                                <w:lang w:val="es-ES"/>
-                              </w:rPr>
-                            </w:pPr>
-                            <w:proofErr w:type="spellStart"/>
-                            <w:proofErr w:type="gramStart"/>
-                            <w:r>
-                              <w:rPr>
-                                <w:lang w:val="es-ES"/>
-                              </w:rPr>
-                              <w:t>Venezuela:Zulia</w:t>
-                            </w:r>
-                            <w:proofErr w:type="spellEnd"/>
-                            <w:proofErr w:type="gramEnd"/>
-                          </w:p>
-                        </w:txbxContent>
-                      </wps:txbx>
-                      <wps:bodyPr rot="0" spcFirstLastPara="0" vertOverflow="overflow" horzOverflow="overflow" vert="horz" wrap="square" lIns="91440" tIns="45720" rIns="91440" bIns="45720" numCol="1" spcCol="0" rtlCol="0" fromWordArt="0" anchor="ctr" anchorCtr="0" forceAA="0" compatLnSpc="1">
-                        <a:prstTxWarp prst="textNoShape">
-                          <a:avLst/>
-                        </a:prstTxWarp>
-                        <a:noAutofit/>
-                      </wps:bodyPr>
-                    </wps:wsp>
-                  </a:graphicData>
-                </a:graphic>
-                <wp14:sizeRelH relativeFrom="margin">
-                  <wp14:pctWidth>0</wp14:pctWidth>
-                </wp14:sizeRelH>
-                <wp14:sizeRelV relativeFrom="margin">
-                  <wp14:pctHeight>0</wp14:pctHeight>
-                </wp14:sizeRelV>
-              </wp:anchor>
-            </w:drawing>
-          </mc:Choice>
-          <mc:Fallback>
-            <w:pict>
-              <v:oval w14:anchorId="489F7EBF" id="_x0000_s1028" style="position:absolute;margin-left:35.15pt;margin-top:197.25pt;width:155.25pt;height:150pt;z-index:251659264;visibility:visible;mso-wrap-style:square;mso-width-percent:0;mso-height-percent:0;mso-wrap-distance-left:9pt;mso-wrap-distance-top:0;mso-wrap-distance-right:9pt;mso-wrap-distance-bottom:0;mso-position-horizontal:absolute;mso-position-horizontal-relative:margin;mso-position-vertical:absolute;mso-position-vertical-relative:text;mso-width-percent:0;mso-height-percent:0;mso-width-relative:margin;mso-height-relative:margin;v-text-anchor:middle" o:gfxdata="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" fillcolor="#156082 [3204]" strokecolor="#030e13 [484]" strokeweight="1pt">
-                <v:stroke joinstyle="miter"/>
-                <v:textbox>
-                  <w:txbxContent>
-                    <w:p>
-                      <w:pPr>
-                        <w:jc w:val="center"/>
-                        <w:rPr>
-                          <w:lang w:val="es-ES"/>
-                        </w:rPr>
-                      </w:pPr>
-                      <w:proofErr w:type="spellStart"/>
-                      <w:r>
-                        <w:rPr>
-                          <w:lang w:val="es-ES"/>
-                        </w:rPr>
-                        <w:t>z</w:t>
-                      </w:r>
-                      <w:r>
-                        <w:rPr>
-                          <w:lang w:val="es-ES"/>
-                        </w:rPr>
-                        <w:t>enenperaza</w:t>
-                      </w:r>
-                      <w:proofErr w:type="spellEnd"/>
-                    </w:p>
-                    <w:p>
-                      <w:pPr>
-                        <w:jc w:val="center"/>
-                        <w:rPr>
-                          <w:lang w:val="es-ES"/>
-                        </w:rPr>
-                      </w:pPr>
-                      <w:r>
-                        <w:rPr>
-                          <w:lang w:val="es-ES"/>
-                        </w:rPr>
-                        <w:t xml:space="preserve">Rol: </w:t>
-                      </w:r>
-                      <w:r>
-                        <w:rPr>
-                          <w:lang w:val="es-ES"/>
-                        </w:rPr>
-                        <w:t>Coordinador Terreno LRF</w:t>
-                      </w:r>
-                    </w:p>
-                    <w:p>
-                      <w:pPr>
-                        <w:jc w:val="center"/>
-                        <w:rPr>
-                          <w:lang w:val="es-ES"/>
-                        </w:rPr>
-                      </w:pPr>
-                      <w:r>
-                        <w:rPr>
-                          <w:lang w:val="es-ES"/>
-                        </w:rPr>
-                        <w:t>Grupo: LRF ZULIA</w:t>
-                      </w:r>
-                    </w:p>
-                    <w:p>
-                      <w:pPr>
-                        <w:jc w:val="center"/>
-                        <w:rPr>
-                          <w:lang w:val="es-ES"/>
-                        </w:rPr>
-                      </w:pPr>
-                      <w:proofErr w:type="spellStart"/>
-                      <w:proofErr w:type="gramStart"/>
-                      <w:r>
-                        <w:rPr>
-                          <w:lang w:val="es-ES"/>
-                        </w:rPr>
-                        <w:t>Venezuela:Zulia</w:t>
-                      </w:r>
-                      <w:proofErr w:type="spellEnd"/>
-                      <w:proofErr w:type="gramEnd"/>
-                    </w:p>
-                  </w:txbxContent>
-                </v:textbox>
-                <w10:wrap anchorx="margin"/>
-              </v:oval>
+              <v:group w14:anchorId="1A9B3E22" id="Grupo 4" o:spid="_x0000_s1026" style="position:absolute;margin-left:39.8pt;margin-top:35.8pt;width:567.25pt;height:351.35pt;z-index:251663360" coordsize="72040,44619" o:gfxdata="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">
+                <v:oval id="Elipse 1" o:spid="_x0000_s1027" style="position:absolute;top:25569;width:19716;height:19050;visibility:visible;mso-wrap-style:square;v-text-anchor:middle" o:gfxdata="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" fillcolor="#156082 [3204]" strokecolor="#030e13 [484]" strokeweight="1pt">
+                  <v:stroke joinstyle="miter"/>
+                  <v:textbox>
+                    <w:txbxContent>
+                      <w:p>
+                        <w:pPr>
+                          <w:jc w:val="center"/>
+                          <w:rPr>
+                            <w:lang w:val="es-ES"/>
+                          </w:rPr>
+                        </w:pPr>
+                        <w:proofErr w:type="spellStart"/>
+                        <w:r>
+                          <w:rPr>
+                            <w:lang w:val="es-ES"/>
+                          </w:rPr>
+                          <w:t>z</w:t>
+                        </w:r>
+                        <w:r>
+                          <w:rPr>
+                            <w:lang w:val="es-ES"/>
+                          </w:rPr>
+                          <w:t>enenperaza</w:t>
+                        </w:r>
+                        <w:proofErr w:type="spellEnd"/>
+                      </w:p>
+                      <w:p>
+                        <w:pPr>
+                          <w:jc w:val="center"/>
+                          <w:rPr>
+                            <w:lang w:val="es-ES"/>
+                          </w:rPr>
+                        </w:pPr>
+                        <w:r>
+                          <w:rPr>
+                            <w:lang w:val="es-ES"/>
+                          </w:rPr>
+                          <w:t xml:space="preserve">Rol: </w:t>
+                        </w:r>
+                        <w:r>
+                          <w:rPr>
+                            <w:lang w:val="es-ES"/>
+                          </w:rPr>
+                          <w:t>Coordinador Terreno LRF</w:t>
+                        </w:r>
+                      </w:p>
+                      <w:p>
+                        <w:pPr>
+                          <w:jc w:val="center"/>
+                          <w:rPr>
+                            <w:lang w:val="es-ES"/>
+                          </w:rPr>
+                        </w:pPr>
+                        <w:r>
+                          <w:rPr>
+                            <w:lang w:val="es-ES"/>
+                          </w:rPr>
+                          <w:t>Grupo: LRF ZULIA</w:t>
+                        </w:r>
+                      </w:p>
+                      <w:p>
+                        <w:pPr>
+                          <w:jc w:val="center"/>
+                          <w:rPr>
+                            <w:lang w:val="es-ES"/>
+                          </w:rPr>
+                        </w:pPr>
+                        <w:proofErr w:type="spellStart"/>
+                        <w:proofErr w:type="gramStart"/>
+                        <w:r>
+                          <w:rPr>
+                            <w:lang w:val="es-ES"/>
+                          </w:rPr>
+                          <w:t>Venezuela:Zulia</w:t>
+                        </w:r>
+                        <w:proofErr w:type="spellEnd"/>
+                        <w:proofErr w:type="gramEnd"/>
+                      </w:p>
+                    </w:txbxContent>
+                  </v:textbox>
+                </v:oval>
+                <v:oval id="Elipse 1" o:spid="_x0000_s1028" style="position:absolute;left:52324;top:25230;width:19716;height:19050;visibility:visible;mso-wrap-style:square;v-text-anchor:middle" o:gfxdata="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" fillcolor="#156082 [3204]" strokecolor="#030e13 [484]" strokeweight="1pt">
+                  <v:stroke joinstyle="miter"/>
+                  <v:textbox>
+                    <w:txbxContent>
+                      <w:p>
+                        <w:pPr>
+                          <w:jc w:val="center"/>
+                          <w:rPr>
+                            <w:lang w:val="es-ES"/>
+                          </w:rPr>
+                        </w:pPr>
+                        <w:proofErr w:type="spellStart"/>
+                        <w:r>
+                          <w:rPr>
+                            <w:lang w:val="es-ES"/>
+                          </w:rPr>
+                          <w:t>dannyprimera</w:t>
+                        </w:r>
+                        <w:proofErr w:type="spellEnd"/>
+                      </w:p>
+                      <w:p>
+                        <w:pPr>
+                          <w:jc w:val="center"/>
+                          <w:rPr>
+                            <w:lang w:val="es-ES"/>
+                          </w:rPr>
+                        </w:pPr>
+                        <w:r>
+                          <w:rPr>
+                            <w:lang w:val="es-ES"/>
+                          </w:rPr>
+                          <w:t xml:space="preserve">Rol: </w:t>
+                        </w:r>
+                        <w:r>
+                          <w:rPr>
+                            <w:lang w:val="es-ES"/>
+                          </w:rPr>
+                          <w:t>Coordinador Terreno LRF</w:t>
+                        </w:r>
+                      </w:p>
+                      <w:p>
+                        <w:pPr>
+                          <w:jc w:val="center"/>
+                          <w:rPr>
+                            <w:lang w:val="es-ES"/>
+                          </w:rPr>
+                        </w:pPr>
+                        <w:r>
+                          <w:rPr>
+                            <w:lang w:val="es-ES"/>
+                          </w:rPr>
+                          <w:t>Grupo: LRF ZULIA</w:t>
+                        </w:r>
+                      </w:p>
+                      <w:p>
+                        <w:pPr>
+                          <w:jc w:val="center"/>
+                          <w:rPr>
+                            <w:lang w:val="es-ES"/>
+                          </w:rPr>
+                        </w:pPr>
+                        <w:proofErr w:type="spellStart"/>
+                        <w:proofErr w:type="gramStart"/>
+                        <w:r>
+                          <w:rPr>
+                            <w:lang w:val="es-ES"/>
+                          </w:rPr>
+                          <w:t>Venezuela:Zulia</w:t>
+                        </w:r>
+                        <w:proofErr w:type="spellEnd"/>
+                        <w:proofErr w:type="gramEnd"/>
+                      </w:p>
+                    </w:txbxContent>
+                  </v:textbox>
+                </v:oval>
+                <v:oval id="Elipse 1" o:spid="_x0000_s1029" style="position:absolute;left:26246;width:19717;height:19050;visibility:visible;mso-wrap-style:square;v-text-anchor:middle" o:gfxdata="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" fillcolor="#156082 [3204]" strokecolor="#030e13 [484]" strokeweight="1pt">
+                  <v:stroke joinstyle="miter"/>
+                  <v:textbox>
+                    <w:txbxContent>
+                      <w:p>
+                        <w:pPr>
+                          <w:jc w:val="center"/>
+                          <w:rPr>
+                            <w:lang w:val="es-ES"/>
+                          </w:rPr>
+                        </w:pPr>
+                        <w:proofErr w:type="spellStart"/>
+                        <w:r>
+                          <w:rPr>
+                            <w:lang w:val="es-ES"/>
+                          </w:rPr>
+                          <w:t>marymelendez</w:t>
+                        </w:r>
+                        <w:proofErr w:type="spellEnd"/>
+                      </w:p>
+                      <w:p>
+                        <w:pPr>
+                          <w:jc w:val="center"/>
+                          <w:rPr>
+                            <w:lang w:val="es-ES"/>
+                          </w:rPr>
+                        </w:pPr>
+                        <w:r>
+                          <w:rPr>
+                            <w:lang w:val="es-ES"/>
+                          </w:rPr>
+                          <w:t xml:space="preserve">Rol: </w:t>
+                        </w:r>
+                        <w:r>
+                          <w:rPr>
+                            <w:lang w:val="es-ES"/>
+                          </w:rPr>
+                          <w:t xml:space="preserve">Coordinador </w:t>
+                        </w:r>
+                        <w:r>
+                          <w:rPr>
+                            <w:lang w:val="es-ES"/>
+                          </w:rPr>
+                          <w:t>Regional</w:t>
+                        </w:r>
+                        <w:r>
+                          <w:rPr>
+                            <w:lang w:val="es-ES"/>
+                          </w:rPr>
+                          <w:t xml:space="preserve"> LRF</w:t>
+                        </w:r>
+                      </w:p>
+                      <w:p>
+                        <w:pPr>
+                          <w:jc w:val="center"/>
+                          <w:rPr>
+                            <w:lang w:val="es-ES"/>
+                          </w:rPr>
+                        </w:pPr>
+                        <w:r>
+                          <w:rPr>
+                            <w:lang w:val="es-ES"/>
+                          </w:rPr>
+                          <w:t>Grupo: LRF ZULIA</w:t>
+                        </w:r>
+                      </w:p>
+                      <w:p>
+                        <w:pPr>
+                          <w:jc w:val="center"/>
+                          <w:rPr>
+                            <w:lang w:val="es-ES"/>
+                          </w:rPr>
+                        </w:pPr>
+                        <w:proofErr w:type="spellStart"/>
+                        <w:proofErr w:type="gramStart"/>
+                        <w:r>
+                          <w:rPr>
+                            <w:lang w:val="es-ES"/>
+                          </w:rPr>
+                          <w:t>Venezuela:Zulia</w:t>
+                        </w:r>
+                        <w:proofErr w:type="spellEnd"/>
+                        <w:proofErr w:type="gramEnd"/>
+                      </w:p>
+                    </w:txbxContent>
+                  </v:textbox>
+                </v:oval>
+              </v:group>
             </w:pict>
           </mc:Fallback>
         </mc:AlternateContent>
@@ -711,6 +640,716 @@
         <w:t>Con zenenperaza cree un registro</w:t>
       </w:r>
     </w:p>
+    <w:p/>
+    <w:p/>
+    <w:p/>
+    <w:p/>
+    <w:p/>
+    <w:p/>
+    <w:p/>
+    <w:p/>
+    <w:p/>
+    <w:p/>
+    <w:p/>
+    <w:p/>
+    <w:p/>
+    <w:p/>
+    <w:p/>
+    <w:p/>
+    <w:p/>
+    <w:p/>
+    <w:p>
+      <w:r>
+        <w:rPr>
+          <w:noProof/>
+        </w:rPr>
+        <w:lastRenderedPageBreak/>
+        <mc:AlternateContent>
+          <mc:Choice Requires="wpg">
+            <w:drawing>
+              <wp:anchor distT="0" distB="0" distL="114300" distR="114300" simplePos="0" relativeHeight="251665408" behindDoc="0" locked="0" layoutInCell="1" allowOverlap="1" wp14:anchorId="2D28D97D" wp14:editId="1FBE3E4D">
+                <wp:simplePos x="0" y="0"/>
+                <wp:positionH relativeFrom="column">
+                  <wp:posOffset>-2328</wp:posOffset>
+                </wp:positionH>
+                <wp:positionV relativeFrom="paragraph">
+                  <wp:posOffset>282998</wp:posOffset>
+                </wp:positionV>
+                <wp:extent cx="7204075" cy="4461511"/>
+                <wp:effectExtent l="0" t="0" r="15875" b="15240"/>
+                <wp:wrapNone/>
+                <wp:docPr id="666310427" name="Grupo 4"/>
+                <wp:cNvGraphicFramePr/>
+                <a:graphic xmlns:a="http://schemas.openxmlformats.org/drawingml/2006/main">
+                  <a:graphicData uri="http://schemas.microsoft.com/office/word/2010/wordprocessingGroup">
+                    <wpg:wgp>
+                      <wpg:cNvGrpSpPr/>
+                      <wpg:grpSpPr>
+                        <a:xfrm>
+                          <a:off x="0" y="0"/>
+                          <a:ext cx="7204075" cy="4461511"/>
+                          <a:chOff x="0" y="0"/>
+                          <a:chExt cx="7204075" cy="4461935"/>
+                        </a:xfrm>
+                      </wpg:grpSpPr>
+                      <wps:wsp>
+                        <wps:cNvPr id="689432862" name="Elipse 1"/>
+                        <wps:cNvSpPr/>
+                        <wps:spPr>
+                          <a:xfrm>
+                            <a:off x="0" y="2430166"/>
+                            <a:ext cx="2159000" cy="2031769"/>
+                          </a:xfrm>
+                          <a:prstGeom prst="ellipse">
+                            <a:avLst/>
+                          </a:prstGeom>
+                        </wps:spPr>
+                        <wps:style>
+                          <a:lnRef idx="2">
+                            <a:schemeClr val="accent1">
+                              <a:shade val="15000"/>
+                            </a:schemeClr>
+                          </a:lnRef>
+                          <a:fillRef idx="1">
+                            <a:schemeClr val="accent1"/>
+                          </a:fillRef>
+                          <a:effectRef idx="0">
+                            <a:schemeClr val="accent1"/>
+                          </a:effectRef>
+                          <a:fontRef idx="minor">
+                            <a:schemeClr val="lt1"/>
+                          </a:fontRef>
+                        </wps:style>
+                        <wps:txbx>
+                          <w:txbxContent>
+                            <w:p>
+                              <w:pPr>
+                                <w:jc w:val="center"/>
+                                <w:rPr>
+                                  <w:lang w:val="es-ES"/>
+                                </w:rPr>
+                              </w:pPr>
+                              <w:proofErr w:type="spellStart"/>
+                              <w:r>
+                                <w:rPr>
+                                  <w:lang w:val="es-ES"/>
+                                </w:rPr>
+                                <w:t>rozeilisguedez</w:t>
+                              </w:r>
+                              <w:proofErr w:type="spellEnd"/>
+                            </w:p>
+                            <w:p>
+                              <w:pPr>
+                                <w:jc w:val="center"/>
+                                <w:rPr>
+                                  <w:lang w:val="es-ES"/>
+                                </w:rPr>
+                              </w:pPr>
+                              <w:r>
+                                <w:rPr>
+                                  <w:lang w:val="es-ES"/>
+                                </w:rPr>
+                                <w:t xml:space="preserve">Rol: </w:t>
+                              </w:r>
+                              <w:r>
+                                <w:rPr>
+                                  <w:lang w:val="es-ES"/>
+                                </w:rPr>
+                                <w:t>Coordinador Terreno LRF</w:t>
+                              </w:r>
+                            </w:p>
+                            <w:p>
+                              <w:pPr>
+                                <w:jc w:val="center"/>
+                                <w:rPr>
+                                  <w:lang w:val="es-ES"/>
+                                </w:rPr>
+                              </w:pPr>
+                              <w:r>
+                                <w:rPr>
+                                  <w:lang w:val="es-ES"/>
+                                </w:rPr>
+                                <w:t xml:space="preserve">Grupo: LRF </w:t>
+                              </w:r>
+                              <w:r>
+                                <w:rPr>
+                                  <w:lang w:val="es-ES"/>
+                                </w:rPr>
+                                <w:t>TACHIRA</w:t>
+                              </w:r>
+                            </w:p>
+                            <w:p>
+                              <w:pPr>
+                                <w:jc w:val="center"/>
+                                <w:rPr>
+                                  <w:lang w:val="es-ES"/>
+                                </w:rPr>
+                              </w:pPr>
+                              <w:proofErr w:type="spellStart"/>
+                              <w:proofErr w:type="gramStart"/>
+                              <w:r>
+                                <w:rPr>
+                                  <w:lang w:val="es-ES"/>
+                                </w:rPr>
+                                <w:t>Venezuela:</w:t>
+                              </w:r>
+                              <w:r>
+                                <w:rPr>
+                                  <w:lang w:val="es-ES"/>
+                                </w:rPr>
+                                <w:t>Tachira</w:t>
+                              </w:r>
+                              <w:proofErr w:type="spellEnd"/>
+                              <w:proofErr w:type="gramEnd"/>
+                            </w:p>
+                          </w:txbxContent>
+                        </wps:txbx>
+                        <wps:bodyPr rot="0" spcFirstLastPara="0" vertOverflow="overflow" horzOverflow="overflow" vert="horz" wrap="square" lIns="91440" tIns="45720" rIns="91440" bIns="45720" numCol="1" spcCol="0" rtlCol="0" fromWordArt="0" anchor="ctr" anchorCtr="0" forceAA="0" compatLnSpc="1">
+                          <a:prstTxWarp prst="textNoShape">
+                            <a:avLst/>
+                          </a:prstTxWarp>
+                          <a:noAutofit/>
+                        </wps:bodyPr>
+                      </wps:wsp>
+                      <wps:wsp>
+                        <wps:cNvPr id="1700392660" name="Elipse 1"/>
+                        <wps:cNvSpPr/>
+                        <wps:spPr>
+                          <a:xfrm>
+                            <a:off x="4927600" y="2269067"/>
+                            <a:ext cx="2276475" cy="2158579"/>
+                          </a:xfrm>
+                          <a:prstGeom prst="ellipse">
+                            <a:avLst/>
+                          </a:prstGeom>
+                        </wps:spPr>
+                        <wps:style>
+                          <a:lnRef idx="2">
+                            <a:schemeClr val="accent1">
+                              <a:shade val="15000"/>
+                            </a:schemeClr>
+                          </a:lnRef>
+                          <a:fillRef idx="1">
+                            <a:schemeClr val="accent1"/>
+                          </a:fillRef>
+                          <a:effectRef idx="0">
+                            <a:schemeClr val="accent1"/>
+                          </a:effectRef>
+                          <a:fontRef idx="minor">
+                            <a:schemeClr val="lt1"/>
+                          </a:fontRef>
+                        </wps:style>
+                        <wps:txbx>
+                          <w:txbxContent>
+                            <w:p>
+                              <w:pPr>
+                                <w:jc w:val="center"/>
+                                <w:rPr>
+                                  <w:lang w:val="es-ES"/>
+                                </w:rPr>
+                              </w:pPr>
+                              <w:proofErr w:type="spellStart"/>
+                              <w:r>
+                                <w:rPr>
+                                  <w:lang w:val="es-ES"/>
+                                </w:rPr>
+                                <w:t>wilmanmendoza</w:t>
+                              </w:r>
+                              <w:proofErr w:type="spellEnd"/>
+                            </w:p>
+                            <w:p>
+                              <w:pPr>
+                                <w:jc w:val="center"/>
+                                <w:rPr>
+                                  <w:lang w:val="es-ES"/>
+                                </w:rPr>
+                              </w:pPr>
+                              <w:r>
+                                <w:rPr>
+                                  <w:lang w:val="es-ES"/>
+                                </w:rPr>
+                                <w:t xml:space="preserve">Rol: </w:t>
+                              </w:r>
+                              <w:r>
+                                <w:rPr>
+                                  <w:lang w:val="es-ES"/>
+                                </w:rPr>
+                                <w:t>Coordinador Terreno LRF</w:t>
+                              </w:r>
+                            </w:p>
+                            <w:p>
+                              <w:pPr>
+                                <w:jc w:val="center"/>
+                                <w:rPr>
+                                  <w:lang w:val="es-ES"/>
+                                </w:rPr>
+                              </w:pPr>
+                              <w:r>
+                                <w:rPr>
+                                  <w:lang w:val="es-ES"/>
+                                </w:rPr>
+                                <w:t xml:space="preserve">Grupo: LRF </w:t>
+                              </w:r>
+                              <w:r>
+                                <w:rPr>
+                                  <w:lang w:val="es-ES"/>
+                                </w:rPr>
+                                <w:t>TACHIRA</w:t>
+                              </w:r>
+                            </w:p>
+                            <w:p>
+                              <w:pPr>
+                                <w:jc w:val="center"/>
+                                <w:rPr>
+                                  <w:lang w:val="es-ES"/>
+                                </w:rPr>
+                              </w:pPr>
+                              <w:proofErr w:type="spellStart"/>
+                              <w:proofErr w:type="gramStart"/>
+                              <w:r>
+                                <w:rPr>
+                                  <w:lang w:val="es-ES"/>
+                                </w:rPr>
+                                <w:t>Venezuela:</w:t>
+                              </w:r>
+                              <w:r>
+                                <w:rPr>
+                                  <w:lang w:val="es-ES"/>
+                                </w:rPr>
+                                <w:t>Tachira</w:t>
+                              </w:r>
+                              <w:proofErr w:type="spellEnd"/>
+                              <w:proofErr w:type="gramEnd"/>
+                            </w:p>
+                          </w:txbxContent>
+                        </wps:txbx>
+                        <wps:bodyPr rot="0" spcFirstLastPara="0" vertOverflow="overflow" horzOverflow="overflow" vert="horz" wrap="square" lIns="91440" tIns="45720" rIns="91440" bIns="45720" numCol="1" spcCol="0" rtlCol="0" fromWordArt="0" anchor="ctr" anchorCtr="0" forceAA="0" compatLnSpc="1">
+                          <a:prstTxWarp prst="textNoShape">
+                            <a:avLst/>
+                          </a:prstTxWarp>
+                          <a:noAutofit/>
+                        </wps:bodyPr>
+                      </wps:wsp>
+                      <wps:wsp>
+                        <wps:cNvPr id="1135667048" name="Elipse 1"/>
+                        <wps:cNvSpPr/>
+                        <wps:spPr>
+                          <a:xfrm>
+                            <a:off x="2624665" y="0"/>
+                            <a:ext cx="2370667" cy="2290499"/>
+                          </a:xfrm>
+                          <a:prstGeom prst="ellipse">
+                            <a:avLst/>
+                          </a:prstGeom>
+                        </wps:spPr>
+                        <wps:style>
+                          <a:lnRef idx="2">
+                            <a:schemeClr val="accent1">
+                              <a:shade val="15000"/>
+                            </a:schemeClr>
+                          </a:lnRef>
+                          <a:fillRef idx="1">
+                            <a:schemeClr val="accent1"/>
+                          </a:fillRef>
+                          <a:effectRef idx="0">
+                            <a:schemeClr val="accent1"/>
+                          </a:effectRef>
+                          <a:fontRef idx="minor">
+                            <a:schemeClr val="lt1"/>
+                          </a:fontRef>
+                        </wps:style>
+                        <wps:txbx>
+                          <w:txbxContent>
+                            <w:p>
+                              <w:pPr>
+                                <w:jc w:val="center"/>
+                                <w:rPr>
+                                  <w:lang w:val="es-ES"/>
+                                </w:rPr>
+                              </w:pPr>
+                              <w:proofErr w:type="spellStart"/>
+                              <w:r>
+                                <w:rPr>
+                                  <w:lang w:val="es-ES"/>
+                                </w:rPr>
+                                <w:t>carolinamartinez</w:t>
+                              </w:r>
+                              <w:proofErr w:type="spellEnd"/>
+                            </w:p>
+                            <w:p>
+                              <w:pPr>
+                                <w:jc w:val="center"/>
+                                <w:rPr>
+                                  <w:lang w:val="es-ES"/>
+                                </w:rPr>
+                              </w:pPr>
+                              <w:r>
+                                <w:rPr>
+                                  <w:lang w:val="es-ES"/>
+                                </w:rPr>
+                                <w:t xml:space="preserve">Rol: </w:t>
+                              </w:r>
+                              <w:r>
+                                <w:rPr>
+                                  <w:lang w:val="es-ES"/>
+                                </w:rPr>
+                                <w:t xml:space="preserve">Coordinador </w:t>
+                              </w:r>
+                              <w:r>
+                                <w:rPr>
+                                  <w:lang w:val="es-ES"/>
+                                </w:rPr>
+                                <w:t>Regional</w:t>
+                              </w:r>
+                              <w:r>
+                                <w:rPr>
+                                  <w:lang w:val="es-ES"/>
+                                </w:rPr>
+                                <w:t xml:space="preserve"> LRF</w:t>
+                              </w:r>
+                            </w:p>
+                            <w:p>
+                              <w:pPr>
+                                <w:jc w:val="center"/>
+                                <w:rPr>
+                                  <w:lang w:val="es-ES"/>
+                                </w:rPr>
+                              </w:pPr>
+                              <w:r>
+                                <w:rPr>
+                                  <w:lang w:val="es-ES"/>
+                                </w:rPr>
+                                <w:t xml:space="preserve">Grupo: LRF </w:t>
+                              </w:r>
+                              <w:r>
+                                <w:rPr>
+                                  <w:lang w:val="es-ES"/>
+                                </w:rPr>
+                                <w:t>TACHIRA</w:t>
+                              </w:r>
+                            </w:p>
+                            <w:p>
+                              <w:pPr>
+                                <w:jc w:val="center"/>
+                                <w:rPr>
+                                  <w:lang w:val="es-ES"/>
+                                </w:rPr>
+                              </w:pPr>
+                              <w:proofErr w:type="spellStart"/>
+                              <w:proofErr w:type="gramStart"/>
+                              <w:r>
+                                <w:rPr>
+                                  <w:lang w:val="es-ES"/>
+                                </w:rPr>
+                                <w:t>Venezuela:</w:t>
+                              </w:r>
+                              <w:r>
+                                <w:rPr>
+                                  <w:lang w:val="es-ES"/>
+                                </w:rPr>
+                                <w:t>Tachira</w:t>
+                              </w:r>
+                              <w:proofErr w:type="spellEnd"/>
+                              <w:proofErr w:type="gramEnd"/>
+                            </w:p>
+                          </w:txbxContent>
+                        </wps:txbx>
+                        <wps:bodyPr rot="0" spcFirstLastPara="0" vertOverflow="overflow" horzOverflow="overflow" vert="horz" wrap="square" lIns="91440" tIns="45720" rIns="91440" bIns="45720" numCol="1" spcCol="0" rtlCol="0" fromWordArt="0" anchor="ctr" anchorCtr="0" forceAA="0" compatLnSpc="1">
+                          <a:prstTxWarp prst="textNoShape">
+                            <a:avLst/>
+                          </a:prstTxWarp>
+                          <a:noAutofit/>
+                        </wps:bodyPr>
+                      </wps:wsp>
+                    </wpg:wgp>
+                  </a:graphicData>
+                </a:graphic>
+              </wp:anchor>
+            </w:drawing>
+          </mc:Choice>
+          <mc:Fallback>
+            <w:pict>
+              <v:group w14:anchorId="2D28D97D" id="_x0000_s1030" style="position:absolute;margin-left:-.2pt;margin-top:22.3pt;width:567.25pt;height:351.3pt;z-index:251665408" coordsize="72040,44619" o:gfxdata="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">
+                <v:oval id="Elipse 1" o:spid="_x0000_s1031" style="position:absolute;top:24301;width:21590;height:20318;visibility:visible;mso-wrap-style:square;v-text-anchor:middle" o:gfxdata="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" fillcolor="#156082 [3204]" strokecolor="#030e13 [484]" strokeweight="1pt">
+                  <v:stroke joinstyle="miter"/>
+                  <v:textbox>
+                    <w:txbxContent>
+                      <w:p>
+                        <w:pPr>
+                          <w:jc w:val="center"/>
+                          <w:rPr>
+                            <w:lang w:val="es-ES"/>
+                          </w:rPr>
+                        </w:pPr>
+                        <w:proofErr w:type="spellStart"/>
+                        <w:r>
+                          <w:rPr>
+                            <w:lang w:val="es-ES"/>
+                          </w:rPr>
+                          <w:t>rozeilisguedez</w:t>
+                        </w:r>
+                        <w:proofErr w:type="spellEnd"/>
+                      </w:p>
+                      <w:p>
+                        <w:pPr>
+                          <w:jc w:val="center"/>
+                          <w:rPr>
+                            <w:lang w:val="es-ES"/>
+                          </w:rPr>
+                        </w:pPr>
+                        <w:r>
+                          <w:rPr>
+                            <w:lang w:val="es-ES"/>
+                          </w:rPr>
+                          <w:t xml:space="preserve">Rol: </w:t>
+                        </w:r>
+                        <w:r>
+                          <w:rPr>
+                            <w:lang w:val="es-ES"/>
+                          </w:rPr>
+                          <w:t>Coordinador Terreno LRF</w:t>
+                        </w:r>
+                      </w:p>
+                      <w:p>
+                        <w:pPr>
+                          <w:jc w:val="center"/>
+                          <w:rPr>
+                            <w:lang w:val="es-ES"/>
+                          </w:rPr>
+                        </w:pPr>
+                        <w:r>
+                          <w:rPr>
+                            <w:lang w:val="es-ES"/>
+                          </w:rPr>
+                          <w:t xml:space="preserve">Grupo: LRF </w:t>
+                        </w:r>
+                        <w:r>
+                          <w:rPr>
+                            <w:lang w:val="es-ES"/>
+                          </w:rPr>
+                          <w:t>TACHIRA</w:t>
+                        </w:r>
+                      </w:p>
+                      <w:p>
+                        <w:pPr>
+                          <w:jc w:val="center"/>
+                          <w:rPr>
+                            <w:lang w:val="es-ES"/>
+                          </w:rPr>
+                        </w:pPr>
+                        <w:proofErr w:type="spellStart"/>
+                        <w:proofErr w:type="gramStart"/>
+                        <w:r>
+                          <w:rPr>
+                            <w:lang w:val="es-ES"/>
+                          </w:rPr>
+                          <w:t>Venezuela:</w:t>
+                        </w:r>
+                        <w:r>
+                          <w:rPr>
+                            <w:lang w:val="es-ES"/>
+                          </w:rPr>
+                          <w:t>Tachira</w:t>
+                        </w:r>
+                        <w:proofErr w:type="spellEnd"/>
+                        <w:proofErr w:type="gramEnd"/>
+                      </w:p>
+                    </w:txbxContent>
+                  </v:textbox>
+                </v:oval>
+                <v:oval id="Elipse 1" o:spid="_x0000_s1032" style="position:absolute;left:49276;top:22690;width:22764;height:21586;visibility:visible;mso-wrap-style:square;v-text-anchor:middle" o:gfxdata="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" fillcolor="#156082 [3204]" strokecolor="#030e13 [484]" strokeweight="1pt">
+                  <v:stroke joinstyle="miter"/>
+                  <v:textbox>
+                    <w:txbxContent>
+                      <w:p>
+                        <w:pPr>
+                          <w:jc w:val="center"/>
+                          <w:rPr>
+                            <w:lang w:val="es-ES"/>
+                          </w:rPr>
+                        </w:pPr>
+                        <w:proofErr w:type="spellStart"/>
+                        <w:r>
+                          <w:rPr>
+                            <w:lang w:val="es-ES"/>
+                          </w:rPr>
+                          <w:t>wilmanmendoza</w:t>
+                        </w:r>
+                        <w:proofErr w:type="spellEnd"/>
+                      </w:p>
+                      <w:p>
+                        <w:pPr>
+                          <w:jc w:val="center"/>
+                          <w:rPr>
+                            <w:lang w:val="es-ES"/>
+                          </w:rPr>
+                        </w:pPr>
+                        <w:r>
+                          <w:rPr>
+                            <w:lang w:val="es-ES"/>
+                          </w:rPr>
+                          <w:t xml:space="preserve">Rol: </w:t>
+                        </w:r>
+                        <w:r>
+                          <w:rPr>
+                            <w:lang w:val="es-ES"/>
+                          </w:rPr>
+                          <w:t>Coordinador Terreno LRF</w:t>
+                        </w:r>
+                      </w:p>
+                      <w:p>
+                        <w:pPr>
+                          <w:jc w:val="center"/>
+                          <w:rPr>
+                            <w:lang w:val="es-ES"/>
+                          </w:rPr>
+                        </w:pPr>
+                        <w:r>
+                          <w:rPr>
+                            <w:lang w:val="es-ES"/>
+                          </w:rPr>
+                          <w:t xml:space="preserve">Grupo: LRF </w:t>
+                        </w:r>
+                        <w:r>
+                          <w:rPr>
+                            <w:lang w:val="es-ES"/>
+                          </w:rPr>
+                          <w:t>TACHIRA</w:t>
+                        </w:r>
+                      </w:p>
+                      <w:p>
+                        <w:pPr>
+                          <w:jc w:val="center"/>
+                          <w:rPr>
+                            <w:lang w:val="es-ES"/>
+                          </w:rPr>
+                        </w:pPr>
+                        <w:proofErr w:type="spellStart"/>
+                        <w:proofErr w:type="gramStart"/>
+                        <w:r>
+                          <w:rPr>
+                            <w:lang w:val="es-ES"/>
+                          </w:rPr>
+                          <w:t>Venezuela:</w:t>
+                        </w:r>
+                        <w:r>
+                          <w:rPr>
+                            <w:lang w:val="es-ES"/>
+                          </w:rPr>
+                          <w:t>Tachira</w:t>
+                        </w:r>
+                        <w:proofErr w:type="spellEnd"/>
+                        <w:proofErr w:type="gramEnd"/>
+                      </w:p>
+                    </w:txbxContent>
+                  </v:textbox>
+                </v:oval>
+                <v:oval id="Elipse 1" o:spid="_x0000_s1033" style="position:absolute;left:26246;width:23707;height:22904;visibility:visible;mso-wrap-style:square;v-text-anchor:middle" o:gfxdata="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" fillcolor="#156082 [3204]" strokecolor="#030e13 [484]" strokeweight="1pt">
+                  <v:stroke joinstyle="miter"/>
+                  <v:textbox>
+                    <w:txbxContent>
+                      <w:p>
+                        <w:pPr>
+                          <w:jc w:val="center"/>
+                          <w:rPr>
+                            <w:lang w:val="es-ES"/>
+                          </w:rPr>
+                        </w:pPr>
+                        <w:proofErr w:type="spellStart"/>
+                        <w:r>
+                          <w:rPr>
+                            <w:lang w:val="es-ES"/>
+                          </w:rPr>
+                          <w:t>carolinamartinez</w:t>
+                        </w:r>
+                        <w:proofErr w:type="spellEnd"/>
+                      </w:p>
+                      <w:p>
+                        <w:pPr>
+                          <w:jc w:val="center"/>
+                          <w:rPr>
+                            <w:lang w:val="es-ES"/>
+                          </w:rPr>
+                        </w:pPr>
+                        <w:r>
+                          <w:rPr>
+                            <w:lang w:val="es-ES"/>
+                          </w:rPr>
+                          <w:t xml:space="preserve">Rol: </w:t>
+                        </w:r>
+                        <w:r>
+                          <w:rPr>
+                            <w:lang w:val="es-ES"/>
+                          </w:rPr>
+                          <w:t xml:space="preserve">Coordinador </w:t>
+                        </w:r>
+                        <w:r>
+                          <w:rPr>
+                            <w:lang w:val="es-ES"/>
+                          </w:rPr>
+                          <w:t>Regional</w:t>
+                        </w:r>
+                        <w:r>
+                          <w:rPr>
+                            <w:lang w:val="es-ES"/>
+                          </w:rPr>
+                          <w:t xml:space="preserve"> LRF</w:t>
+                        </w:r>
+                      </w:p>
+                      <w:p>
+                        <w:pPr>
+                          <w:jc w:val="center"/>
+                          <w:rPr>
+                            <w:lang w:val="es-ES"/>
+                          </w:rPr>
+                        </w:pPr>
+                        <w:r>
+                          <w:rPr>
+                            <w:lang w:val="es-ES"/>
+                          </w:rPr>
+                          <w:t xml:space="preserve">Grupo: LRF </w:t>
+                        </w:r>
+                        <w:r>
+                          <w:rPr>
+                            <w:lang w:val="es-ES"/>
+                          </w:rPr>
+                          <w:t>TACHIRA</w:t>
+                        </w:r>
+                      </w:p>
+                      <w:p>
+                        <w:pPr>
+                          <w:jc w:val="center"/>
+                          <w:rPr>
+                            <w:lang w:val="es-ES"/>
+                          </w:rPr>
+                        </w:pPr>
+                        <w:proofErr w:type="spellStart"/>
+                        <w:proofErr w:type="gramStart"/>
+                        <w:r>
+                          <w:rPr>
+                            <w:lang w:val="es-ES"/>
+                          </w:rPr>
+                          <w:t>Venezuela:</w:t>
+                        </w:r>
+                        <w:r>
+                          <w:rPr>
+                            <w:lang w:val="es-ES"/>
+                          </w:rPr>
+                          <w:t>Tachira</w:t>
+                        </w:r>
+                        <w:proofErr w:type="spellEnd"/>
+                        <w:proofErr w:type="gramEnd"/>
+                      </w:p>
+                    </w:txbxContent>
+                  </v:textbox>
+                </v:oval>
+              </v:group>
+            </w:pict>
+          </mc:Fallback>
+        </mc:AlternateContent>
+      </w:r>
+    </w:p>
+    <w:p/>
     <w:sectPr>
       <w:pgSz w:w="15840" w:h="12240" w:orient="landscape"/>
       <w:pgMar w:top="1701" w:right="1417" w:bottom="1701" w:left="1417" w:header="708" w:footer="708" w:gutter="0"/>
